--- a/IS-P-014 Business Continuity Policy.docx
+++ b/IS-P-014 Business Continuity Policy.docx
@@ -680,7 +680,7 @@
                 <w:szCs w:val="24"/>
                 <w:lang w:val="en-US"/>
               </w:rPr>
-              <w:t>4/16/2026</w:t>
+              <w:t>16 Apr 2026</w:t>
             </w:r>
           </w:p>
         </w:tc>
@@ -724,7 +724,181 @@
                 <w:szCs w:val="24"/>
                 <w:lang w:val="en-US"/>
               </w:rPr>
-              <w:t>1/15/2027</w:t>
+              <w:t>15 Jan 2027</w:t>
+            </w:r>
+          </w:p>
+        </w:tc>
+      </w:tr>
+      <w:tr>
+        <w:trPr>
+          <w:trHeight w:val="270"/>
+        </w:trPr>
+        <w:tc>
+          <w:tcPr>
+            <w:tcW w:w="1650" w:type="dxa"/>
+            <w:tcBorders>
+              <w:top w:val="single" w:color="000000" w:themeColor="text1" w:sz="6"/>
+              <w:left w:val="single" w:color="000000" w:themeColor="text1" w:sz="6"/>
+              <w:bottom w:val="single" w:color="000000" w:themeColor="text1" w:sz="6"/>
+              <w:right w:val="single" w:color="000000" w:themeColor="text1" w:sz="6"/>
+            </w:tcBorders>
+            <w:tcMar>
+              <w:left w:w="90" w:type="dxa"/>
+              <w:right w:w="90" w:type="dxa"/>
+            </w:tcMar>
+            <w:vAlign w:val="top"/>
+          </w:tcPr>
+          <w:p>
+            <w:pPr>
+              <w:jc w:val="center"/>
+              <w:rPr>
+                <w:rFonts w:ascii="Calibri" w:hAnsi="Calibri" w:eastAsia="Calibri" w:cs="Calibri"/>
+                <w:b w:val="0"/>
+                <w:bCs w:val="0"/>
+                <w:i w:val="0"/>
+                <w:iCs w:val="0"/>
+                <w:sz w:val="24"/>
+                <w:szCs w:val="24"/>
+              </w:rPr>
+            </w:pPr>
+            <w:r>
+              <w:t>Dekel Yaacov</w:t>
+            </w:r>
+          </w:p>
+        </w:tc>
+        <w:tc>
+          <w:tcPr>
+            <w:tcW w:w="1845" w:type="dxa"/>
+            <w:tcBorders>
+              <w:top w:val="single" w:color="000000" w:themeColor="text1" w:sz="6"/>
+              <w:left w:val="single" w:color="000000" w:themeColor="text1" w:sz="6"/>
+              <w:bottom w:val="single" w:color="000000" w:themeColor="text1" w:sz="6"/>
+              <w:right w:val="single" w:color="000000" w:themeColor="text1" w:sz="6"/>
+            </w:tcBorders>
+            <w:tcMar>
+              <w:left w:w="90" w:type="dxa"/>
+              <w:right w:w="90" w:type="dxa"/>
+            </w:tcMar>
+            <w:vAlign w:val="top"/>
+          </w:tcPr>
+          <w:p>
+            <w:pPr>
+              <w:ind w:left="34"/>
+              <w:jc w:val="center"/>
+              <w:rPr>
+                <w:rFonts w:ascii="Calibri" w:hAnsi="Calibri" w:eastAsia="Calibri" w:cs="Calibri"/>
+                <w:b w:val="0"/>
+                <w:bCs w:val="0"/>
+                <w:i w:val="0"/>
+                <w:iCs w:val="0"/>
+                <w:sz w:val="24"/>
+                <w:szCs w:val="24"/>
+              </w:rPr>
+            </w:pPr>
+            <w:r>
+              <w:t>1.1</w:t>
+            </w:r>
+          </w:p>
+        </w:tc>
+        <w:tc>
+          <w:tcPr>
+            <w:tcW w:w="1935" w:type="dxa"/>
+            <w:tcBorders>
+              <w:top w:val="single" w:color="000000" w:themeColor="text1" w:sz="6"/>
+              <w:left w:val="single" w:color="000000" w:themeColor="text1" w:sz="6"/>
+              <w:bottom w:val="single" w:color="000000" w:themeColor="text1" w:sz="6"/>
+              <w:right w:val="single" w:color="000000" w:themeColor="text1" w:sz="6"/>
+            </w:tcBorders>
+            <w:tcMar>
+              <w:left w:w="90" w:type="dxa"/>
+              <w:right w:w="90" w:type="dxa"/>
+            </w:tcMar>
+            <w:vAlign w:val="top"/>
+          </w:tcPr>
+          <w:p>
+            <w:pPr>
+              <w:ind w:left="34"/>
+              <w:jc w:val="center"/>
+              <w:rPr>
+                <w:rFonts w:ascii="Calibri" w:hAnsi="Calibri" w:eastAsia="Calibri" w:cs="Calibri"/>
+                <w:b w:val="0"/>
+                <w:bCs w:val="0"/>
+                <w:i w:val="0"/>
+                <w:iCs w:val="0"/>
+                <w:sz w:val="24"/>
+                <w:szCs w:val="24"/>
+              </w:rPr>
+            </w:pPr>
+            <w:r>
+              <w:t>RTO updated to 12 hours, ClickHouse immutable backup plan, identity provider reference, date format</w:t>
+            </w:r>
+          </w:p>
+        </w:tc>
+        <w:tc>
+          <w:tcPr>
+            <w:tcW w:w="1710" w:type="dxa"/>
+            <w:tcBorders>
+              <w:top w:val="single" w:color="000000" w:themeColor="text1" w:sz="6"/>
+              <w:left w:val="single" w:color="000000" w:themeColor="text1" w:sz="6"/>
+              <w:bottom w:val="single" w:color="000000" w:themeColor="text1" w:sz="6"/>
+              <w:right w:val="single" w:color="000000" w:themeColor="text1" w:sz="6"/>
+            </w:tcBorders>
+            <w:tcMar>
+              <w:left w:w="90" w:type="dxa"/>
+              <w:right w:w="90" w:type="dxa"/>
+            </w:tcMar>
+            <w:vAlign w:val="top"/>
+          </w:tcPr>
+          <w:p>
+            <w:pPr>
+              <w:ind w:left="34"/>
+              <w:jc w:val="center"/>
+              <w:rPr>
+                <w:rFonts w:ascii="Calibri" w:hAnsi="Calibri" w:eastAsia="Calibri" w:cs="Calibri"/>
+                <w:b w:val="0"/>
+                <w:bCs w:val="0"/>
+                <w:i w:val="0"/>
+                <w:iCs w:val="0"/>
+                <w:sz w:val="24"/>
+                <w:szCs w:val="24"/>
+              </w:rPr>
+            </w:pPr>
+            <w:r>
+              <w:t>01 Oct 2026</w:t>
+            </w:r>
+          </w:p>
+        </w:tc>
+        <w:tc>
+          <w:tcPr>
+            <w:tcW w:w="2250" w:type="dxa"/>
+            <w:tcBorders>
+              <w:top w:val="single" w:color="000000" w:themeColor="text1" w:sz="6"/>
+              <w:left w:val="single" w:color="000000" w:themeColor="text1" w:sz="6"/>
+              <w:bottom w:val="single" w:color="000000" w:themeColor="text1" w:sz="6"/>
+              <w:right w:val="single" w:color="000000" w:themeColor="text1" w:sz="6"/>
+            </w:tcBorders>
+            <w:tcMar>
+              <w:left w:w="90" w:type="dxa"/>
+              <w:right w:w="90" w:type="dxa"/>
+            </w:tcMar>
+            <w:vAlign w:val="top"/>
+          </w:tcPr>
+          <w:p>
+            <w:pPr>
+              <w:ind w:left="34"/>
+              <w:jc w:val="center"/>
+              <w:rPr>
+                <w:rFonts w:ascii="Calibri" w:hAnsi="Calibri" w:eastAsia="Calibri" w:cs="Calibri"/>
+                <w:b w:val="0"/>
+                <w:bCs w:val="0"/>
+                <w:i w:val="0"/>
+                <w:iCs w:val="0"/>
+                <w:sz w:val="24"/>
+                <w:szCs w:val="24"/>
+              </w:rPr>
+            </w:pPr>
+            <w:r>
+              <w:t>15 Jan 2027</w:t>
             </w:r>
           </w:p>
         </w:tc>
@@ -1206,165 +1380,6 @@
           </w:p>
         </w:tc>
       </w:tr>
-      <w:tr>
-        <w:trPr>
-          <w:trHeight w:val="270"/>
-        </w:trPr>
-        <w:tc>
-          <w:tcPr>
-            <w:tcW w:w="1650" w:type="dxa"/>
-            <w:tcBorders>
-              <w:top w:val="single" w:color="000000" w:themeColor="text1" w:sz="6"/>
-              <w:left w:val="single" w:color="000000" w:themeColor="text1" w:sz="6"/>
-              <w:bottom w:val="single" w:color="000000" w:themeColor="text1" w:sz="6"/>
-              <w:right w:val="single" w:color="000000" w:themeColor="text1" w:sz="6"/>
-            </w:tcBorders>
-            <w:tcMar>
-              <w:left w:w="90" w:type="dxa"/>
-              <w:right w:w="90" w:type="dxa"/>
-            </w:tcMar>
-            <w:vAlign w:val="top"/>
-          </w:tcPr>
-          <w:p>
-            <w:pPr>
-              <w:jc w:val="center"/>
-              <w:rPr>
-                <w:rFonts w:ascii="Calibri" w:hAnsi="Calibri" w:eastAsia="Calibri" w:cs="Calibri"/>
-                <w:b w:val="0"/>
-                <w:bCs w:val="0"/>
-                <w:i w:val="0"/>
-                <w:iCs w:val="0"/>
-                <w:sz w:val="24"/>
-                <w:szCs w:val="24"/>
-              </w:rPr>
-            </w:pPr>
-          </w:p>
-        </w:tc>
-        <w:tc>
-          <w:tcPr>
-            <w:tcW w:w="1845" w:type="dxa"/>
-            <w:tcBorders>
-              <w:top w:val="single" w:color="000000" w:themeColor="text1" w:sz="6"/>
-              <w:left w:val="single" w:color="000000" w:themeColor="text1" w:sz="6"/>
-              <w:bottom w:val="single" w:color="000000" w:themeColor="text1" w:sz="6"/>
-              <w:right w:val="single" w:color="000000" w:themeColor="text1" w:sz="6"/>
-            </w:tcBorders>
-            <w:tcMar>
-              <w:left w:w="90" w:type="dxa"/>
-              <w:right w:w="90" w:type="dxa"/>
-            </w:tcMar>
-            <w:vAlign w:val="top"/>
-          </w:tcPr>
-          <w:p>
-            <w:pPr>
-              <w:ind w:left="34"/>
-              <w:jc w:val="center"/>
-              <w:rPr>
-                <w:rFonts w:ascii="Calibri" w:hAnsi="Calibri" w:eastAsia="Calibri" w:cs="Calibri"/>
-                <w:b w:val="0"/>
-                <w:bCs w:val="0"/>
-                <w:i w:val="0"/>
-                <w:iCs w:val="0"/>
-                <w:sz w:val="24"/>
-                <w:szCs w:val="24"/>
-              </w:rPr>
-            </w:pPr>
-          </w:p>
-        </w:tc>
-        <w:tc>
-          <w:tcPr>
-            <w:tcW w:w="1935" w:type="dxa"/>
-            <w:tcBorders>
-              <w:top w:val="single" w:color="000000" w:themeColor="text1" w:sz="6"/>
-              <w:left w:val="single" w:color="000000" w:themeColor="text1" w:sz="6"/>
-              <w:bottom w:val="single" w:color="000000" w:themeColor="text1" w:sz="6"/>
-              <w:right w:val="single" w:color="000000" w:themeColor="text1" w:sz="6"/>
-            </w:tcBorders>
-            <w:tcMar>
-              <w:left w:w="90" w:type="dxa"/>
-              <w:right w:w="90" w:type="dxa"/>
-            </w:tcMar>
-            <w:vAlign w:val="top"/>
-          </w:tcPr>
-          <w:p>
-            <w:pPr>
-              <w:ind w:left="34"/>
-              <w:jc w:val="center"/>
-              <w:rPr>
-                <w:rFonts w:ascii="Calibri" w:hAnsi="Calibri" w:eastAsia="Calibri" w:cs="Calibri"/>
-                <w:b w:val="0"/>
-                <w:bCs w:val="0"/>
-                <w:i w:val="0"/>
-                <w:iCs w:val="0"/>
-                <w:sz w:val="24"/>
-                <w:szCs w:val="24"/>
-              </w:rPr>
-            </w:pPr>
-          </w:p>
-        </w:tc>
-        <w:tc>
-          <w:tcPr>
-            <w:tcW w:w="1710" w:type="dxa"/>
-            <w:tcBorders>
-              <w:top w:val="single" w:color="000000" w:themeColor="text1" w:sz="6"/>
-              <w:left w:val="single" w:color="000000" w:themeColor="text1" w:sz="6"/>
-              <w:bottom w:val="single" w:color="000000" w:themeColor="text1" w:sz="6"/>
-              <w:right w:val="single" w:color="000000" w:themeColor="text1" w:sz="6"/>
-            </w:tcBorders>
-            <w:tcMar>
-              <w:left w:w="90" w:type="dxa"/>
-              <w:right w:w="90" w:type="dxa"/>
-            </w:tcMar>
-            <w:vAlign w:val="top"/>
-          </w:tcPr>
-          <w:p>
-            <w:pPr>
-              <w:ind w:left="34"/>
-              <w:jc w:val="center"/>
-              <w:rPr>
-                <w:rFonts w:ascii="Calibri" w:hAnsi="Calibri" w:eastAsia="Calibri" w:cs="Calibri"/>
-                <w:b w:val="0"/>
-                <w:bCs w:val="0"/>
-                <w:i w:val="0"/>
-                <w:iCs w:val="0"/>
-                <w:sz w:val="24"/>
-                <w:szCs w:val="24"/>
-              </w:rPr>
-            </w:pPr>
-          </w:p>
-        </w:tc>
-        <w:tc>
-          <w:tcPr>
-            <w:tcW w:w="2250" w:type="dxa"/>
-            <w:tcBorders>
-              <w:top w:val="single" w:color="000000" w:themeColor="text1" w:sz="6"/>
-              <w:left w:val="single" w:color="000000" w:themeColor="text1" w:sz="6"/>
-              <w:bottom w:val="single" w:color="000000" w:themeColor="text1" w:sz="6"/>
-              <w:right w:val="single" w:color="000000" w:themeColor="text1" w:sz="6"/>
-            </w:tcBorders>
-            <w:tcMar>
-              <w:left w:w="90" w:type="dxa"/>
-              <w:right w:w="90" w:type="dxa"/>
-            </w:tcMar>
-            <w:vAlign w:val="top"/>
-          </w:tcPr>
-          <w:p>
-            <w:pPr>
-              <w:ind w:left="34"/>
-              <w:jc w:val="center"/>
-              <w:rPr>
-                <w:rFonts w:ascii="Calibri" w:hAnsi="Calibri" w:eastAsia="Calibri" w:cs="Calibri"/>
-                <w:b w:val="0"/>
-                <w:bCs w:val="0"/>
-                <w:i w:val="0"/>
-                <w:iCs w:val="0"/>
-                <w:sz w:val="24"/>
-                <w:szCs w:val="24"/>
-              </w:rPr>
-            </w:pPr>
-          </w:p>
-        </w:tc>
-      </w:tr>
     </w:tbl>
     <w:p>
       <w:pPr>
@@ -1794,7 +1809,7 @@
                 <w:szCs w:val="22"/>
                 <w:lang w:val="en-US"/>
               </w:rPr>
-              <w:t>4/22/2026</w:t>
+              <w:t>22 Apr 2026</w:t>
             </w:r>
           </w:p>
         </w:tc>
@@ -2846,17 +2861,16 @@
           <w:szCs w:val="22"/>
           <w:lang w:val="en-US"/>
         </w:rPr>
-        <w:t>Critical SaaS Provider Failure:</w:t>
-      </w:r>
-      <w:r>
-        <w:rPr>
-          <w:rFonts w:ascii="Calibri" w:hAnsi="Calibri" w:eastAsia="Calibri" w:cs="Calibri"/>
-          <w:noProof w:val="0"/>
-          <w:sz w:val="22"/>
-          <w:szCs w:val="22"/>
-          <w:lang w:val="en-US"/>
-        </w:rPr>
-        <w:t xml:space="preserve"> Outage of essential 3rd party services (e.g., GitHub, Okta, Slack) that halt development or authentication.</w:t>
+        <w:t>Critical SaaS Provider Failure: Outage of essential 3rd party services (e.g., GitHub, Microsoft Entra ID, Slack) that halt development or authentication.</w:t>
+      </w:r>
+      <w:r>
+        <w:rPr>
+          <w:rFonts w:ascii="Calibri" w:hAnsi="Calibri" w:eastAsia="Calibri" w:cs="Calibri"/>
+          <w:noProof w:val="0"/>
+          <w:sz w:val="22"/>
+          <w:szCs w:val="22"/>
+          <w:lang w:val="en-US"/>
+        </w:rPr>
       </w:r>
     </w:p>
     <w:p>
@@ -3707,7 +3721,7 @@
             </w:pPr>
             <w:r>
               <w:rPr/>
-              <w:t>8 Hours</w:t>
+              <w:t>12 Hours</w:t>
             </w:r>
           </w:p>
         </w:tc>
@@ -5174,17 +5188,16 @@
           <w:szCs w:val="22"/>
           <w:lang w:val="en-US"/>
         </w:rPr>
-        <w:t>ClickHouse:</w:t>
-      </w:r>
-      <w:r>
-        <w:rPr>
-          <w:rFonts w:ascii="Calibri" w:hAnsi="Calibri" w:eastAsia="Calibri" w:cs="Calibri"/>
-          <w:noProof w:val="0"/>
-          <w:sz w:val="22"/>
-          <w:szCs w:val="22"/>
-          <w:lang w:val="en-US"/>
-        </w:rPr>
-        <w:t xml:space="preserve"> Currently excluded from immutable exports due to Enterprise-tier limitations regarding Object Lock compatibility.</w:t>
+        <w:t>ClickHouse: Native backups every 6 hours with about 14 days retention. Immutable export to an S3 bucket with Object Lock is planned for Q1 2027. Previously excluded because the service was newly deployed.</w:t>
+      </w:r>
+      <w:r>
+        <w:rPr>
+          <w:rFonts w:ascii="Calibri" w:hAnsi="Calibri" w:eastAsia="Calibri" w:cs="Calibri"/>
+          <w:noProof w:val="0"/>
+          <w:sz w:val="22"/>
+          <w:szCs w:val="22"/>
+          <w:lang w:val="en-US"/>
+        </w:rPr>
       </w:r>
     </w:p>
     <w:p>
@@ -5369,7 +5382,7 @@
           <w:szCs w:val="22"/>
           <w:lang w:val="en-US"/>
         </w:rPr>
-        <w:t xml:space="preserve"> If primary channels (Slack/Google Workspace) are affected, the organization will shift to predefined alternative communication platforms.</w:t>
+        <w:t xml:space="preserve"> If primary channels (Microsoft 365/Slack) are affected, the organization will shift to predefined alternative communication platforms.</w:t>
       </w:r>
     </w:p>
     <w:p>
